--- a/S6:L5/Progetto S6:L5.docx
+++ b/S6:L5/Progetto S6:L5.docx
@@ -87,7 +87,7 @@
             </w:rPr>
             <w:fldChar w:fldCharType="separate"/>
           </w:r>
-          <w:hyperlink w:anchor="_Toc229763346" w:history="1">
+          <w:hyperlink w:anchor="_Toc229763592" w:history="1">
             <w:r>
               <w:rPr>
                 <w:rStyle w:val="Collegamentoipertestuale"/>
@@ -133,7 +133,7 @@
                 <w:noProof/>
                 <w:webHidden/>
               </w:rPr>
-              <w:instrText xml:space="preserve"> PAGEREF _Toc229763346 \h </w:instrText>
+              <w:instrText xml:space="preserve"> PAGEREF _Toc229763592 \h </w:instrText>
             </w:r>
             <w:r>
               <w:rPr>
@@ -181,7 +181,7 @@
               <w:lang w:eastAsia="it-IT"/>
             </w:rPr>
           </w:pPr>
-          <w:hyperlink w:anchor="_Toc229763347" w:history="1">
+          <w:hyperlink w:anchor="_Toc229763593" w:history="1">
             <w:r>
               <w:rPr>
                 <w:rStyle w:val="Collegamentoipertestuale"/>
@@ -227,7 +227,7 @@
                 <w:noProof/>
                 <w:webHidden/>
               </w:rPr>
-              <w:instrText xml:space="preserve"> PAGEREF _Toc229763347 \h </w:instrText>
+              <w:instrText xml:space="preserve"> PAGEREF _Toc229763593 \h </w:instrText>
             </w:r>
             <w:r>
               <w:rPr>
@@ -273,7 +273,7 @@
               <w:lang w:eastAsia="it-IT"/>
             </w:rPr>
           </w:pPr>
-          <w:hyperlink w:anchor="_Toc229763348" w:history="1">
+          <w:hyperlink w:anchor="_Toc229763594" w:history="1">
             <w:r>
               <w:rPr>
                 <w:rStyle w:val="Collegamentoipertestuale"/>
@@ -317,7 +317,7 @@
                 <w:noProof/>
                 <w:webHidden/>
               </w:rPr>
-              <w:instrText xml:space="preserve"> PAGEREF _Toc229763348 \h </w:instrText>
+              <w:instrText xml:space="preserve"> PAGEREF _Toc229763594 \h </w:instrText>
             </w:r>
             <w:r>
               <w:rPr>
@@ -363,7 +363,7 @@
               <w:lang w:eastAsia="it-IT"/>
             </w:rPr>
           </w:pPr>
-          <w:hyperlink w:anchor="_Toc229763349" w:history="1">
+          <w:hyperlink w:anchor="_Toc229763595" w:history="1">
             <w:r>
               <w:rPr>
                 <w:rStyle w:val="Collegamentoipertestuale"/>
@@ -407,7 +407,7 @@
                 <w:noProof/>
                 <w:webHidden/>
               </w:rPr>
-              <w:instrText xml:space="preserve"> PAGEREF _Toc229763349 \h </w:instrText>
+              <w:instrText xml:space="preserve"> PAGEREF _Toc229763595 \h </w:instrText>
             </w:r>
             <w:r>
               <w:rPr>
@@ -454,7 +454,7 @@
               <w:lang w:eastAsia="it-IT"/>
             </w:rPr>
           </w:pPr>
-          <w:hyperlink w:anchor="_Toc229763350" w:history="1">
+          <w:hyperlink w:anchor="_Toc229763596" w:history="1">
             <w:r>
               <w:rPr>
                 <w:rStyle w:val="Collegamentoipertestuale"/>
@@ -499,7 +499,7 @@
                 <w:noProof/>
                 <w:webHidden/>
               </w:rPr>
-              <w:instrText xml:space="preserve"> PAGEREF _Toc229763350 \h </w:instrText>
+              <w:instrText xml:space="preserve"> PAGEREF _Toc229763596 \h </w:instrText>
             </w:r>
             <w:r>
               <w:rPr>
@@ -546,7 +546,7 @@
               <w:lang w:eastAsia="it-IT"/>
             </w:rPr>
           </w:pPr>
-          <w:hyperlink w:anchor="_Toc229763351" w:history="1">
+          <w:hyperlink w:anchor="_Toc229763597" w:history="1">
             <w:r>
               <w:rPr>
                 <w:rStyle w:val="Collegamentoipertestuale"/>
@@ -591,7 +591,7 @@
                 <w:noProof/>
                 <w:webHidden/>
               </w:rPr>
-              <w:instrText xml:space="preserve"> PAGEREF _Toc229763351 \h </w:instrText>
+              <w:instrText xml:space="preserve"> PAGEREF _Toc229763597 \h </w:instrText>
             </w:r>
             <w:r>
               <w:rPr>
@@ -639,7 +639,7 @@
               <w:lang w:eastAsia="it-IT"/>
             </w:rPr>
           </w:pPr>
-          <w:hyperlink w:anchor="_Toc229763352" w:history="1">
+          <w:hyperlink w:anchor="_Toc229763598" w:history="1">
             <w:r>
               <w:rPr>
                 <w:rStyle w:val="Collegamentoipertestuale"/>
@@ -685,7 +685,7 @@
                 <w:noProof/>
                 <w:webHidden/>
               </w:rPr>
-              <w:instrText xml:space="preserve"> PAGEREF _Toc229763352 \h </w:instrText>
+              <w:instrText xml:space="preserve"> PAGEREF _Toc229763598 \h </w:instrText>
             </w:r>
             <w:r>
               <w:rPr>
@@ -706,6 +706,100 @@
                 <w:webHidden/>
               </w:rPr>
               <w:t>3</w:t>
+            </w:r>
+            <w:r>
+              <w:rPr>
+                <w:noProof/>
+                <w:webHidden/>
+              </w:rPr>
+              <w:fldChar w:fldCharType="end"/>
+            </w:r>
+          </w:hyperlink>
+        </w:p>
+        <w:p>
+          <w:pPr>
+            <w:pStyle w:val="Sommario1"/>
+            <w:tabs>
+              <w:tab w:val="left" w:pos="440"/>
+              <w:tab w:val="right" w:leader="dot" w:pos="9730"/>
+            </w:tabs>
+            <w:rPr>
+              <w:b w:val="0"/>
+              <w:bCs w:val="0"/>
+              <w:caps w:val="0"/>
+              <w:noProof/>
+              <w:sz w:val="24"/>
+              <w:szCs w:val="24"/>
+              <w:lang w:eastAsia="it-IT"/>
+            </w:rPr>
+          </w:pPr>
+          <w:hyperlink w:anchor="_Toc229763599" w:history="1">
+            <w:r>
+              <w:rPr>
+                <w:rStyle w:val="Collegamentoipertestuale"/>
+                <w:noProof/>
+              </w:rPr>
+              <w:t>4</w:t>
+            </w:r>
+            <w:r>
+              <w:rPr>
+                <w:b w:val="0"/>
+                <w:bCs w:val="0"/>
+                <w:caps w:val="0"/>
+                <w:noProof/>
+                <w:sz w:val="24"/>
+                <w:szCs w:val="24"/>
+                <w:lang w:eastAsia="it-IT"/>
+              </w:rPr>
+              <w:tab/>
+            </w:r>
+            <w:r>
+              <w:rPr>
+                <w:rStyle w:val="Collegamentoipertestuale"/>
+                <w:noProof/>
+              </w:rPr>
+              <w:t>Extra</w:t>
+            </w:r>
+            <w:r>
+              <w:rPr>
+                <w:noProof/>
+                <w:webHidden/>
+              </w:rPr>
+              <w:tab/>
+            </w:r>
+            <w:r>
+              <w:rPr>
+                <w:noProof/>
+                <w:webHidden/>
+              </w:rPr>
+              <w:fldChar w:fldCharType="begin"/>
+            </w:r>
+            <w:r>
+              <w:rPr>
+                <w:noProof/>
+                <w:webHidden/>
+              </w:rPr>
+              <w:instrText xml:space="preserve"> PAGEREF _Toc229763599 \h </w:instrText>
+            </w:r>
+            <w:r>
+              <w:rPr>
+                <w:noProof/>
+                <w:webHidden/>
+              </w:rPr>
+            </w:r>
+            <w:r>
+              <w:rPr>
+                <w:noProof/>
+                <w:webHidden/>
+              </w:rPr>
+              <w:fldChar w:fldCharType="separate"/>
+            </w:r>
+            <w:r>
+              <w:rPr>
+                <w:noProof/>
+                <w:webHidden/>
+              </w:rPr>
+              <w:t>4</w:t>
             </w:r>
             <w:r>
               <w:rPr>
@@ -732,17 +826,19 @@
       <w:r>
         <w:br w:type="page"/>
       </w:r>
+      <w:bookmarkStart w:id="0" w:name="_GoBack"/>
+      <w:bookmarkEnd w:id="0"/>
     </w:p>
     <w:p>
       <w:pPr>
         <w:pStyle w:val="Titolo1"/>
       </w:pPr>
-      <w:bookmarkStart w:id="0" w:name="_Toc229763346"/>
+      <w:bookmarkStart w:id="1" w:name="_Toc229763592"/>
       <w:r>
         <w:lastRenderedPageBreak/>
         <w:t>Scopo del progetto</w:t>
       </w:r>
-      <w:bookmarkEnd w:id="0"/>
+      <w:bookmarkEnd w:id="1"/>
       <w:r>
         <w:t xml:space="preserve"> </w:t>
       </w:r>
@@ -788,17 +884,17 @@
       <w:pPr>
         <w:pStyle w:val="Titolo1"/>
       </w:pPr>
-      <w:bookmarkStart w:id="1" w:name="_Toc229763347"/>
+      <w:bookmarkStart w:id="2" w:name="_Toc229763593"/>
       <w:r>
         <w:t>Svolgimento</w:t>
       </w:r>
-      <w:bookmarkEnd w:id="1"/>
+      <w:bookmarkEnd w:id="2"/>
     </w:p>
     <w:p>
       <w:pPr>
         <w:pStyle w:val="Titolo2"/>
       </w:pPr>
-      <w:bookmarkStart w:id="2" w:name="_Toc229763348"/>
+      <w:bookmarkStart w:id="3" w:name="_Toc229763594"/>
       <w:r>
         <w:t xml:space="preserve">Scelta del </w:t>
       </w:r>
@@ -806,7 +902,7 @@
       <w:r>
         <w:t>taget</w:t>
       </w:r>
-      <w:bookmarkEnd w:id="2"/>
+      <w:bookmarkEnd w:id="3"/>
       <w:proofErr w:type="spellEnd"/>
     </w:p>
     <w:p>
@@ -895,21 +991,21 @@
       <w:pPr>
         <w:pStyle w:val="Titolo2"/>
       </w:pPr>
-      <w:bookmarkStart w:id="3" w:name="_Toc229763349"/>
+      <w:bookmarkStart w:id="4" w:name="_Toc229763595"/>
       <w:r>
         <w:t>Scelta del servizio</w:t>
       </w:r>
-      <w:bookmarkEnd w:id="3"/>
+      <w:bookmarkEnd w:id="4"/>
     </w:p>
     <w:p>
       <w:pPr>
         <w:pStyle w:val="Titolo3"/>
       </w:pPr>
-      <w:bookmarkStart w:id="4" w:name="_Toc229763350"/>
+      <w:bookmarkStart w:id="5" w:name="_Toc229763596"/>
       <w:r>
         <w:t>SSH</w:t>
       </w:r>
-      <w:bookmarkEnd w:id="4"/>
+      <w:bookmarkEnd w:id="5"/>
     </w:p>
     <w:p>
       <w:r>
@@ -1102,11 +1198,11 @@
       <w:pPr>
         <w:pStyle w:val="Titolo3"/>
       </w:pPr>
-      <w:bookmarkStart w:id="5" w:name="_Toc229763351"/>
+      <w:bookmarkStart w:id="6" w:name="_Toc229763597"/>
       <w:r>
         <w:t>FTP</w:t>
       </w:r>
-      <w:bookmarkEnd w:id="5"/>
+      <w:bookmarkEnd w:id="6"/>
     </w:p>
     <w:p>
       <w:r>
@@ -1163,11 +1259,11 @@
       <w:pPr>
         <w:pStyle w:val="Titolo1"/>
       </w:pPr>
-      <w:bookmarkStart w:id="6" w:name="_Toc229763352"/>
+      <w:bookmarkStart w:id="7" w:name="_Toc229763598"/>
       <w:r>
         <w:t>Conclusioni</w:t>
       </w:r>
-      <w:bookmarkEnd w:id="6"/>
+      <w:bookmarkEnd w:id="7"/>
       <w:r>
         <w:t xml:space="preserve"> </w:t>
       </w:r>
@@ -1185,13 +1281,18 @@
         <w:br w:type="page"/>
       </w:r>
     </w:p>
+    <w:p/>
     <w:p>
       <w:pPr>
         <w:pStyle w:val="Titolo1"/>
       </w:pPr>
-      <w:r>
-        <w:lastRenderedPageBreak/>
-        <w:t xml:space="preserve">Extra </w:t>
+      <w:bookmarkStart w:id="8" w:name="_Toc229763599"/>
+      <w:r>
+        <w:t>Extra</w:t>
+      </w:r>
+      <w:bookmarkEnd w:id="8"/>
+      <w:r>
+        <w:t xml:space="preserve"> </w:t>
       </w:r>
     </w:p>
     <w:p>
@@ -1215,58 +1316,9 @@
         <w:t xml:space="preserve">. </w:t>
       </w:r>
     </w:p>
-    <w:p>
-      <w:r>
-        <w:rPr>
-          <w:noProof/>
-        </w:rPr>
-        <w:drawing>
-          <wp:inline distT="0" distB="0" distL="0" distR="0">
-            <wp:extent cx="6184900" cy="1550035"/>
-            <wp:effectExtent l="0" t="0" r="0" b="0"/>
-            <wp:docPr id="1" name="Immagine 1"/>
-            <wp:cNvGraphicFramePr>
-              <a:graphicFrameLocks xmlns:a="http://schemas.openxmlformats.org/drawingml/2006/main" noChangeAspect="1"/>
-            </wp:cNvGraphicFramePr>
-            <a:graphic xmlns:a="http://schemas.openxmlformats.org/drawingml/2006/main">
-              <a:graphicData uri="http://schemas.openxmlformats.org/drawingml/2006/picture">
-                <pic:pic xmlns:pic="http://schemas.openxmlformats.org/drawingml/2006/picture">
-                  <pic:nvPicPr>
-                    <pic:cNvPr id="1" name="Screenshot 2026-05-15 alle 18.50.18.png"/>
-                    <pic:cNvPicPr/>
-                  </pic:nvPicPr>
-                  <pic:blipFill>
-                    <a:blip r:embed="rId13" cstate="print">
-                      <a:extLst>
-                        <a:ext uri="{28A0092B-C50C-407E-A947-70E740481C1C}">
-                          <a14:useLocalDpi xmlns:a14="http://schemas.microsoft.com/office/drawing/2010/main" val="0"/>
-                        </a:ext>
-                      </a:extLst>
-                    </a:blip>
-                    <a:stretch>
-                      <a:fillRect/>
-                    </a:stretch>
-                  </pic:blipFill>
-                  <pic:spPr>
-                    <a:xfrm>
-                      <a:off x="0" y="0"/>
-                      <a:ext cx="6184900" cy="1550035"/>
-                    </a:xfrm>
-                    <a:prstGeom prst="rect">
-                      <a:avLst/>
-                    </a:prstGeom>
-                  </pic:spPr>
-                </pic:pic>
-              </a:graphicData>
-            </a:graphic>
-          </wp:inline>
-        </w:drawing>
-      </w:r>
-      <w:bookmarkStart w:id="7" w:name="_GoBack"/>
-      <w:bookmarkEnd w:id="7"/>
-    </w:p>
+    <w:p/>
     <w:sectPr>
-      <w:footerReference w:type="default" r:id="rId14"/>
+      <w:footerReference w:type="default" r:id="rId13"/>
       <w:pgSz w:w="11900" w:h="16840"/>
       <w:pgMar w:top="1440" w:right="1080" w:bottom="1440" w:left="1080" w:header="454" w:footer="708" w:gutter="0"/>
       <w:cols w:space="708"/>
@@ -3751,7 +3803,7 @@
 </file>
 
 <file path=customXml/itemProps1.xml><?xml version="1.0" encoding="utf-8"?>
-<ds:datastoreItem xmlns:ds="http://schemas.openxmlformats.org/officeDocument/2006/customXml" ds:itemID="{19231893-3914-134B-A04D-A3D0E597F614}">
+<ds:datastoreItem xmlns:ds="http://schemas.openxmlformats.org/officeDocument/2006/customXml" ds:itemID="{4E588BC6-E4ED-C04A-9A43-C5EE4AAE966E}">
   <ds:schemaRefs>
     <ds:schemaRef ds:uri="http://schemas.openxmlformats.org/officeDocument/2006/bibliography"/>
   </ds:schemaRefs>
